--- a/docs/论文攻坚组-团队配置手册.docx
+++ b/docs/论文攻坚组-团队配置手册.docx
@@ -14736,6 +14736,7 @@
     <w:p>
       <w:pPr>
         <w:spacing w:line="360" w:lineRule="auto" w:before="0" w:after="0"/>
+        <w:ind w:firstLine="480"/>
         <w:jc w:val="both"/>
       </w:pPr>
       <w:r>
@@ -14744,7 +14745,50 @@
           <w:b w:val="0"/>
           <w:sz w:val="24"/>
         </w:rPr>
-        <w:t>交付物：10-literature/corpus/*.md（逐篇读档）；10-literature/review-matrix.md（争议点矩阵）；10-literature/bibliography.bib 或 refs.json（引文库）</w:t>
+        <w:t>（5）中文文献由作者从知网导出时，导出文件须原样存放于 10-literature/imports/，不得只保留解析结果</w:t>
+      </w:r>
+    </w:p>
+    <w:p>
+      <w:pPr>
+        <w:spacing w:line="360" w:lineRule="auto" w:before="0" w:after="0"/>
+        <w:ind w:firstLine="480"/>
+        <w:jc w:val="both"/>
+      </w:pPr>
+      <w:r>
+        <w:rPr>
+          <w:rFonts w:ascii="Times New Roman" w:hAnsi="Times New Roman" w:eastAsia="宋体"/>
+          <w:b w:val="0"/>
+          <w:sz w:val="24"/>
+        </w:rPr>
+        <w:t>（6）records.json 由 scripts/cnki_ingest.py 生成；issues.md 列出的字段缺口补齐后方可进综述</w:t>
+      </w:r>
+    </w:p>
+    <w:p>
+      <w:pPr>
+        <w:spacing w:line="360" w:lineRule="auto" w:before="0" w:after="0"/>
+        <w:jc w:val="both"/>
+      </w:pPr>
+      <w:r>
+        <w:rPr>
+          <w:rFonts w:ascii="Times New Roman" w:hAnsi="Times New Roman" w:eastAsia="宋体"/>
+          <w:b w:val="0"/>
+          <w:sz w:val="24"/>
+        </w:rPr>
+        <w:t>交付物：10-literature/corpus/*.md（逐篇读档）；10-literature/review-matrix.md（争议点矩阵）；10-literature/bibliography.bib 或 refs.json（引文库）；10-literature/imports/（知网/万方/维普原始导出文件：RIS/EndNote/NoteExpress）；10-literature/records.json 与 issues.md（cnki_ingest.py 产物）</w:t>
+      </w:r>
+    </w:p>
+    <w:p>
+      <w:pPr>
+        <w:spacing w:line="360" w:lineRule="auto" w:before="0" w:after="0"/>
+        <w:jc w:val="both"/>
+      </w:pPr>
+      <w:r>
+        <w:rPr>
+          <w:rFonts w:ascii="Times New Roman" w:hAnsi="Times New Roman" w:eastAsia="宋体"/>
+          <w:b w:val="0"/>
+          <w:sz w:val="24"/>
+        </w:rPr>
+        <w:t>验证命令：python scripts/cnki_ingest.py --selftest；python scripts/verify_paper.py --selftest</w:t>
       </w:r>
     </w:p>
     <w:p>
